--- a/MIAZE_NEED/RESUME/Resume_of_Ayub_Miaze_ATS_TNR.docx
+++ b/MIAZE_NEED/RESUME/Resume_of_Ayub_Miaze_ATS_TNR.docx
@@ -21,6 +21,99 @@
       <w:r>
         <w:rPr>
           <w:rFonts w:ascii="Times New Roman" w:hAnsi="Times New Roman" w:cs="Times New Roman"/>
+          <w:noProof/>
+          <w:color w:val="595959" w:themeColor="text1"/>
+          <w:sz w:val="20"/>
+          <w:szCs w:val="20"/>
+        </w:rPr>
+        <w:drawing>
+          <wp:anchor distT="0" distB="0" distL="114300" distR="114300" simplePos="0" relativeHeight="251658240" behindDoc="0" locked="0" layoutInCell="1" allowOverlap="1" wp14:anchorId="13C134F3" wp14:editId="1E4928BF">
+            <wp:simplePos x="0" y="0"/>
+            <wp:positionH relativeFrom="margin">
+              <wp:posOffset>5762625</wp:posOffset>
+            </wp:positionH>
+            <wp:positionV relativeFrom="paragraph">
+              <wp:posOffset>19050</wp:posOffset>
+            </wp:positionV>
+            <wp:extent cx="1133475" cy="1314450"/>
+            <wp:effectExtent l="57150" t="57150" r="104775" b="95250"/>
+            <wp:wrapNone/>
+            <wp:docPr id="1" name="Picture 1"/>
+            <wp:cNvGraphicFramePr>
+              <a:graphicFrameLocks xmlns:a="http://schemas.openxmlformats.org/drawingml/2006/main" noChangeAspect="1"/>
+            </wp:cNvGraphicFramePr>
+            <a:graphic xmlns:a="http://schemas.openxmlformats.org/drawingml/2006/main">
+              <a:graphicData uri="http://schemas.openxmlformats.org/drawingml/2006/picture">
+                <pic:pic xmlns:pic="http://schemas.openxmlformats.org/drawingml/2006/picture">
+                  <pic:nvPicPr>
+                    <pic:cNvPr id="1" name="IMG_20251013_202657.jpg"/>
+                    <pic:cNvPicPr/>
+                  </pic:nvPicPr>
+                  <pic:blipFill rotWithShape="1">
+                    <a:blip r:embed="rId7"/>
+                    <a:srcRect t="2187" b="2187"/>
+                    <a:stretch/>
+                  </pic:blipFill>
+                  <pic:spPr bwMode="auto">
+                    <a:xfrm>
+                      <a:off x="0" y="0"/>
+                      <a:ext cx="1133475" cy="1314450"/>
+                    </a:xfrm>
+                    <a:prstGeom prst="rect">
+                      <a:avLst/>
+                    </a:prstGeom>
+                    <a:ln w="12700" cap="flat" cmpd="sng" algn="ctr">
+                      <a:solidFill>
+                        <a:srgbClr val="595959"/>
+                      </a:solidFill>
+                      <a:prstDash val="solid"/>
+                      <a:round/>
+                      <a:headEnd type="none" w="med" len="med"/>
+                      <a:tailEnd type="none" w="med" len="med"/>
+                      <a:extLst>
+                        <a:ext uri="{C807C97D-BFC1-408E-A445-0C87EB9F89A2}">
+                          <ask:lineSketchStyleProps xmlns:ask="http://schemas.microsoft.com/office/drawing/2018/sketchyshapes" sd="0">
+                            <a:custGeom>
+                              <a:avLst/>
+                              <a:gdLst/>
+                              <a:ahLst/>
+                              <a:cxnLst/>
+                              <a:rect l="0" t="0" r="0" b="0"/>
+                              <a:pathLst/>
+                            </a:custGeom>
+                            <ask:type/>
+                          </ask:lineSketchStyleProps>
+                        </a:ext>
+                      </a:extLst>
+                    </a:ln>
+                    <a:effectLst>
+                      <a:outerShdw blurRad="50800" dist="38100" dir="2700000" algn="tl" rotWithShape="0">
+                        <a:prstClr val="black">
+                          <a:alpha val="40000"/>
+                        </a:prstClr>
+                      </a:outerShdw>
+                    </a:effectLst>
+                    <a:extLst>
+                      <a:ext uri="{53640926-AAD7-44D8-BBD7-CCE9431645EC}">
+                        <a14:shadowObscured xmlns:a14="http://schemas.microsoft.com/office/drawing/2010/main"/>
+                      </a:ext>
+                    </a:extLst>
+                  </pic:spPr>
+                </pic:pic>
+              </a:graphicData>
+            </a:graphic>
+            <wp14:sizeRelH relativeFrom="margin">
+              <wp14:pctWidth>0</wp14:pctWidth>
+            </wp14:sizeRelH>
+            <wp14:sizeRelV relativeFrom="margin">
+              <wp14:pctHeight>0</wp14:pctHeight>
+            </wp14:sizeRelV>
+          </wp:anchor>
+        </w:drawing>
+      </w:r>
+      <w:r>
+        <w:rPr>
+          <w:rFonts w:ascii="Times New Roman" w:hAnsi="Times New Roman" w:cs="Times New Roman"/>
           <w:b/>
           <w:bCs w:val="0"/>
           <w:color w:val="595959" w:themeColor="text1"/>
@@ -66,8 +159,9 @@
           <w:sz w:val="20"/>
           <w:szCs w:val="20"/>
         </w:rPr>
-        <w:t xml:space="preserve">132/1,Shanti Nagar , Pir-Saheber Gali, </w:t>
-      </w:r>
+        <w:t>132/</w:t>
+      </w:r>
+      <w:proofErr w:type="gramStart"/>
       <w:r>
         <w:rPr>
           <w:rFonts w:ascii="Times New Roman" w:hAnsi="Times New Roman" w:cs="Times New Roman"/>
@@ -75,12 +169,72 @@
           <w:sz w:val="20"/>
           <w:szCs w:val="20"/>
         </w:rPr>
+        <w:t>1,Shanti</w:t>
+      </w:r>
+      <w:proofErr w:type="gramEnd"/>
+      <w:r>
+        <w:rPr>
+          <w:rFonts w:ascii="Times New Roman" w:hAnsi="Times New Roman" w:cs="Times New Roman"/>
+          <w:color w:val="595959" w:themeColor="text1"/>
+          <w:sz w:val="20"/>
+          <w:szCs w:val="20"/>
+        </w:rPr>
+        <w:t xml:space="preserve"> Nagar , </w:t>
+      </w:r>
+      <w:proofErr w:type="spellStart"/>
+      <w:r>
+        <w:rPr>
+          <w:rFonts w:ascii="Times New Roman" w:hAnsi="Times New Roman" w:cs="Times New Roman"/>
+          <w:color w:val="595959" w:themeColor="text1"/>
+          <w:sz w:val="20"/>
+          <w:szCs w:val="20"/>
+        </w:rPr>
+        <w:t>Pir-Saheber</w:t>
+      </w:r>
+      <w:proofErr w:type="spellEnd"/>
+      <w:r>
+        <w:rPr>
+          <w:rFonts w:ascii="Times New Roman" w:hAnsi="Times New Roman" w:cs="Times New Roman"/>
+          <w:color w:val="595959" w:themeColor="text1"/>
+          <w:sz w:val="20"/>
+          <w:szCs w:val="20"/>
+        </w:rPr>
+        <w:t xml:space="preserve"> </w:t>
+      </w:r>
+      <w:proofErr w:type="spellStart"/>
+      <w:r>
+        <w:rPr>
+          <w:rFonts w:ascii="Times New Roman" w:hAnsi="Times New Roman" w:cs="Times New Roman"/>
+          <w:color w:val="595959" w:themeColor="text1"/>
+          <w:sz w:val="20"/>
+          <w:szCs w:val="20"/>
+        </w:rPr>
+        <w:t>Gali</w:t>
+      </w:r>
+      <w:proofErr w:type="spellEnd"/>
+      <w:r>
+        <w:rPr>
+          <w:rFonts w:ascii="Times New Roman" w:hAnsi="Times New Roman" w:cs="Times New Roman"/>
+          <w:color w:val="595959" w:themeColor="text1"/>
+          <w:sz w:val="20"/>
+          <w:szCs w:val="20"/>
+        </w:rPr>
+        <w:t xml:space="preserve">, </w:t>
+      </w:r>
+      <w:r>
+        <w:rPr>
+          <w:rFonts w:ascii="Times New Roman" w:hAnsi="Times New Roman" w:cs="Times New Roman"/>
+          <w:color w:val="595959" w:themeColor="text1"/>
+          <w:sz w:val="20"/>
+          <w:szCs w:val="20"/>
+        </w:rPr>
         <w:t>Dhaka, Bangladesh</w:t>
       </w:r>
     </w:p>
     <w:p>
       <w:pPr>
         <w:spacing w:line="276" w:lineRule="auto"/>
+        <w:ind w:right="3024"/>
         <w:rPr>
           <w:rFonts w:ascii="Times New Roman" w:hAnsi="Times New Roman" w:cs="Times New Roman"/>
           <w:color w:val="595959" w:themeColor="text1"/>
@@ -101,6 +255,7 @@
     <w:p>
       <w:pPr>
         <w:spacing w:line="276" w:lineRule="auto"/>
+        <w:ind w:right="3024"/>
         <w:rPr>
           <w:rStyle w:val="Hyperlink"/>
           <w:rFonts w:ascii="Times New Roman" w:hAnsi="Times New Roman" w:cs="Times New Roman"/>
@@ -118,7 +273,7 @@
         </w:rPr>
         <w:t xml:space="preserve">Email: </w:t>
       </w:r>
-      <w:hyperlink r:id="rId7" w:history="1">
+      <w:hyperlink r:id="rId8" w:history="1">
         <w:r>
           <w:rPr>
             <w:rStyle w:val="Hyperlink"/>
@@ -134,6 +289,7 @@
     <w:p>
       <w:pPr>
         <w:spacing w:line="276" w:lineRule="auto"/>
+        <w:ind w:right="3024"/>
         <w:rPr>
           <w:rFonts w:ascii="Times New Roman" w:hAnsi="Times New Roman" w:cs="Times New Roman"/>
           <w:color w:val="595959" w:themeColor="text1"/>
@@ -182,6 +338,7 @@
     <w:p>
       <w:pPr>
         <w:spacing w:line="276" w:lineRule="auto"/>
+        <w:ind w:right="3024"/>
         <w:rPr>
           <w:rFonts w:ascii="Times New Roman" w:hAnsi="Times New Roman" w:cs="Times New Roman"/>
           <w:color w:val="595959" w:themeColor="text1"/>
@@ -271,6 +428,20 @@
     </w:p>
     <w:p>
       <w:pPr>
+        <w:rPr>
+          <w:lang w:eastAsia="de-DE"/>
+        </w:rPr>
+      </w:pPr>
+    </w:p>
+    <w:p>
+      <w:pPr>
+        <w:rPr>
+          <w:lang w:eastAsia="de-DE"/>
+        </w:rPr>
+      </w:pPr>
+    </w:p>
+    <w:p>
+      <w:pPr>
         <w:pStyle w:val="Title"/>
         <w:jc w:val="center"/>
         <w:rPr>
@@ -1566,6 +1737,7 @@
           <w:sz w:val="22"/>
           <w:szCs w:val="22"/>
         </w:rPr>
+        <w:lastRenderedPageBreak/>
         <w:t xml:space="preserve">Designed </w:t>
       </w:r>
       <w:r>
@@ -1770,7 +1942,6 @@
           <w:b/>
           <w:color w:val="595959" w:themeColor="text2"/>
         </w:rPr>
-        <w:lastRenderedPageBreak/>
         <w:t>Metro Solution Ltd.</w:t>
       </w:r>
       <w:r>
